--- a/kit/step-cards/5-build-the-office.docx
+++ b/kit/step-cards/5-build-the-office.docx
@@ -12,6 +12,7 @@
     </w:p>
     <w:p>
       <w:r>
+        <w:rPr/>
         <w:t>Block 5 of 7, 2:15 to 3:05.</w:t>
       </w:r>
     </w:p>
@@ -25,6 +26,7 @@
     </w:p>
     <w:p>
       <w:r>
+        <w:rPr/>
         <w:t>Step 5 of 7: your agent in the team, across the whole course.</w:t>
       </w:r>
     </w:p>
@@ -38,6 +40,7 @@
     </w:p>
     <w:p>
       <w:r>
+        <w:rPr/>
         <w:t>Your agent working inside a team of agents across the whole PSY 101 course, one team report with your agent's section in it, and version 4 of your agent: the best one, which you share next.</w:t>
       </w:r>
     </w:p>
@@ -66,6 +69,7 @@
         </w:numPr>
       </w:pPr>
       <w:r>
+        <w:rPr/>
         <w:t>In the same conversation, paste the text for "Block 5: build the office" from letitglow.app/ahg/assistant, and press Enter. It is the longest text of the day: the coordinator, eight specialists and every checker report.</w:t>
       </w:r>
     </w:p>
@@ -78,6 +82,7 @@
         </w:numPr>
       </w:pPr>
       <w:r>
+        <w:rPr/>
         <w:t>Your assistant says what is about to happen, then works through the course one file at a time, saying which specialists worked on each file.</w:t>
       </w:r>
     </w:p>
@@ -90,6 +95,7 @@
         </w:numPr>
       </w:pPr>
       <w:r>
+        <w:rPr/>
         <w:t>Read the team report. Find the section your agent wrote.</w:t>
       </w:r>
     </w:p>
@@ -102,6 +108,7 @@
         </w:numPr>
       </w:pPr>
       <w:r>
+        <w:rPr/>
         <w:t>Read the last line: what your agent added to the team's work.</w:t>
       </w:r>
     </w:p>
@@ -122,6 +129,7 @@
         </w:numPr>
       </w:pPr>
       <w:r>
+        <w:rPr/>
         <w:t>Open Copilot Chat: Control+Alt+I on Windows, or Control+Command+I on a Mac.</w:t>
       </w:r>
     </w:p>
@@ -134,6 +142,7 @@
         </w:numPr>
       </w:pPr>
       <w:r>
+        <w:rPr/>
         <w:t>Type /run-the-office and press Enter.</w:t>
       </w:r>
     </w:p>
@@ -146,6 +155,7 @@
         </w:numPr>
       </w:pPr>
       <w:r>
+        <w:rPr/>
         <w:t>Copilot tells you what is about to happen, then works through the course one file at a time, saying which specialists worked on each file. Screen reader users hear each file as it finishes.</w:t>
       </w:r>
     </w:p>
@@ -158,6 +168,7 @@
         </w:numPr>
       </w:pPr>
       <w:r>
+        <w:rPr/>
         <w:t>Read the team report. Find the section your agent wrote. Alt+F2 on Windows, or Option+F2 on a Mac, shows the whole report as plain text.</w:t>
       </w:r>
     </w:p>
@@ -170,6 +181,7 @@
         </w:numPr>
       </w:pPr>
       <w:r>
+        <w:rPr/>
         <w:t>Read the last line: what your agent added to the team's work.</w:t>
       </w:r>
     </w:p>
@@ -190,6 +202,7 @@
         </w:numPr>
       </w:pPr>
       <w:r>
+        <w:rPr/>
         <w:t>In the same conversation, paste the review text from letitglow.app/ahg/assistant, under "Review your agent", and press Enter.</w:t>
       </w:r>
     </w:p>
@@ -202,6 +215,7 @@
         </w:numPr>
       </w:pPr>
       <w:r>
+        <w:rPr/>
         <w:t>Read the twelve Yes or Not yet lines, then the one change it suggests and why.</w:t>
       </w:r>
     </w:p>
@@ -214,6 +228,7 @@
         </w:numPr>
       </w:pPr>
       <w:r>
+        <w:rPr/>
         <w:t>Say yes, or reword the change in your own words. Your assistant gives you version 4 of your agent in a box with a Copy button. Copy it and keep it, the same way as in block 2.</w:t>
       </w:r>
     </w:p>
@@ -234,6 +249,7 @@
         </w:numPr>
       </w:pPr>
       <w:r>
+        <w:rPr/>
         <w:t>Type /review-my-agent and press Enter.</w:t>
       </w:r>
     </w:p>
@@ -246,6 +262,7 @@
         </w:numPr>
       </w:pPr>
       <w:r>
+        <w:rPr/>
         <w:t>Read the twelve Yes or Not yet lines, then the one change it suggests and why.</w:t>
       </w:r>
     </w:p>
@@ -258,6 +275,7 @@
         </w:numPr>
       </w:pPr>
       <w:r>
+        <w:rPr/>
         <w:t>Say yes, or reword the change. Copilot saves version 4 of your agent and installs it.</w:t>
       </w:r>
     </w:p>
@@ -271,6 +289,7 @@
     </w:p>
     <w:p>
       <w:r>
+        <w:rPr/>
         <w:t>The report names your agent and you as its author, in at least one file's section, and you have version 4.</w:t>
       </w:r>
     </w:p>
@@ -284,11 +303,13 @@
     </w:p>
     <w:p>
       <w:r>
+        <w:rPr/>
         <w:t>If the run stops, type: continue. If your assistant has forgotten your agent, paste it again. At the end of this block, watch the projector: the full Accessibility Agents project runs on the same course.</w:t>
       </w:r>
     </w:p>
     <w:p>
       <w:r>
+        <w:rPr/>
         <w:t>Raise a hand at any time. A helper comes to you.</w:t>
       </w:r>
     </w:p>
@@ -302,6 +323,7 @@
     </w:p>
     <w:p>
       <w:r>
+        <w:rPr/>
         <w:t>You built part of an agent team today, and it just worked through a whole course.</w:t>
       </w:r>
     </w:p>
@@ -315,7 +337,35 @@
     </w:p>
     <w:p>
       <w:r>
+        <w:rPr/>
         <w:t>Big jobs split into specialists and a coordinator. Start with one specialist; add the next when the first one earns its place.</w:t>
+      </w:r>
+    </w:p>
+    <w:p>
+      <w:pPr>
+        <w:pStyle w:val="Heading2"/>
+      </w:pPr>
+      <w:r>
+        <w:t>Sources</w:t>
+      </w:r>
+    </w:p>
+    <w:p>
+      <w:r>
+        <w:rPr/>
+        <w:t xml:space="preserve">Checked on 29 October 2026: the keys on this card are in the kit's README, with their sources. The standard every agent cites is </w:t>
+      </w:r>
+      <w:hyperlink r:id="rId10">
+        <w:r>
+          <w:rPr>
+            <w:rStyle w:val="Hyperlink"/>
+            <w:u w:val="single"/>
+          </w:rPr>
+          <w:t xml:space="preserve">WCAG 2.2</w:t>
+        </w:r>
+      </w:hyperlink>
+      <w:r>
+        <w:rPr/>
+        <w:t>.</w:t>
       </w:r>
     </w:p>
     <w:sectPr>
